--- a/public/templates/民事答辩状.docx
+++ b/public/templates/民事答辩状.docx
@@ -4,11 +4,18 @@
   <w:body>
     <w:p>
       <w:pPr>
-        <w:pStyle w:val="Title"/>
         <w:spacing w:after="400"/>
         <w:jc w:val="center"/>
       </w:pPr>
       <w:r>
+        <w:rPr>
+          <w:rFonts w:ascii="宋体" w:cs="宋体" w:eastAsia="宋体" w:hAnsi="宋体"/>
+          <w:b/>
+          <w:bCs/>
+          <w:color w:val="000000"/>
+          <w:sz w:val="32"/>
+          <w:szCs w:val="32"/>
+        </w:rPr>
         <w:t xml:space="preserve">民事答辩状</w:t>
       </w:r>
     </w:p>
@@ -47,10 +54,17 @@
     <w:p/>
     <w:p>
       <w:pPr>
-        <w:pStyle w:val="Heading1"/>
         <w:spacing w:before="200" w:after="200"/>
       </w:pPr>
       <w:r>
+        <w:rPr>
+          <w:rFonts w:ascii="宋体" w:cs="宋体" w:eastAsia="宋体" w:hAnsi="宋体"/>
+          <w:b/>
+          <w:bCs/>
+          <w:color w:val="000000"/>
+          <w:sz w:val="28"/>
+          <w:szCs w:val="28"/>
+        </w:rPr>
         <w:t xml:space="preserve">一、答辩意见</w:t>
       </w:r>
     </w:p>
@@ -72,10 +86,17 @@
     <w:p/>
     <w:p>
       <w:pPr>
-        <w:pStyle w:val="Heading1"/>
         <w:spacing w:before="200" w:after="200"/>
       </w:pPr>
       <w:r>
+        <w:rPr>
+          <w:rFonts w:ascii="宋体" w:cs="宋体" w:eastAsia="宋体" w:hAnsi="宋体"/>
+          <w:b/>
+          <w:bCs/>
+          <w:color w:val="000000"/>
+          <w:sz w:val="28"/>
+          <w:szCs w:val="28"/>
+        </w:rPr>
         <w:t xml:space="preserve">二、事实与理由</w:t>
       </w:r>
     </w:p>
@@ -97,10 +118,17 @@
     <w:p/>
     <w:p>
       <w:pPr>
-        <w:pStyle w:val="Heading1"/>
         <w:spacing w:before="200" w:after="200"/>
       </w:pPr>
       <w:r>
+        <w:rPr>
+          <w:rFonts w:ascii="宋体" w:cs="宋体" w:eastAsia="宋体" w:hAnsi="宋体"/>
+          <w:b/>
+          <w:bCs/>
+          <w:color w:val="000000"/>
+          <w:sz w:val="28"/>
+          <w:szCs w:val="28"/>
+        </w:rPr>
         <w:t xml:space="preserve">三、法律依据</w:t>
       </w:r>
     </w:p>

--- a/public/templates/民事答辩状.docx
+++ b/public/templates/民事答辩状.docx
@@ -32,7 +32,22 @@
           <w:sz w:val="24"/>
           <w:szCs w:val="24"/>
         </w:rPr>
-        <w:t xml:space="preserve">答辩人：{{答辩人姓名}}，性别：{{性别}}，{{出生日期}}出生，{{民族}}族，住址：{{答辩人住址}}，联系电话：{{答辩人电话}}。</w:t>
+        <w:t xml:space="preserve">答辩人：{{答辩人姓名}}，{{性别}}，{{出生日期}}出生，{{民族}}族，{{身份证号}}，住址：{{答辩人住址}}，联系电话：{{答辩人电话}}。</w:t>
+      </w:r>
+    </w:p>
+    <w:p>
+      <w:pPr>
+        <w:spacing w:line="360"/>
+        <w:ind w:firstLine="480"/>
+      </w:pPr>
+      <w:r>
+        <w:rPr>
+          <w:rFonts w:ascii="宋体" w:cs="宋体" w:eastAsia="宋体" w:hAnsi="宋体"/>
+          <w:color w:val="FF0000"/>
+          <w:sz w:val="24"/>
+          <w:szCs w:val="24"/>
+        </w:rPr>
+        <w:t xml:space="preserve">委托诉讼代理人：{{代理人姓名}}，{{律师事务所名称}}律师。</w:t>
       </w:r>
     </w:p>
     <w:p/>
@@ -144,22 +159,114 @@
           <w:sz w:val="24"/>
           <w:szCs w:val="24"/>
         </w:rPr>
-        <w:t xml:space="preserve">根据《{{相关法律名称}}》第{{条款}}条的规定，{{法律依据内容}}。</w:t>
-      </w:r>
-    </w:p>
-    <w:p/>
-    <w:p>
-      <w:pPr>
-        <w:spacing w:line="360"/>
-        <w:ind w:firstLine="480"/>
-      </w:pPr>
-      <w:r>
-        <w:rPr>
-          <w:rFonts w:ascii="宋体" w:cs="宋体" w:eastAsia="宋体" w:hAnsi="宋体"/>
-          <w:sz w:val="24"/>
-          <w:szCs w:val="24"/>
-        </w:rPr>
-        <w:t xml:space="preserve">综上所述，答辩人认为原告的诉讼请求缺乏事实和法律依据，请求人民法院依法驳回原告的诉讼请求。</w:t>
+        <w:t xml:space="preserve">根据《中华人民共和国民法典》第{{条款}}条的规定："{{法律条文内容}}"。</w:t>
+      </w:r>
+    </w:p>
+    <w:p>
+      <w:pPr>
+        <w:spacing w:line="360"/>
+        <w:ind w:firstLine="480"/>
+      </w:pPr>
+      <w:r>
+        <w:rPr>
+          <w:rFonts w:ascii="宋体" w:cs="宋体" w:eastAsia="宋体" w:hAnsi="宋体"/>
+          <w:color w:val="FF0000"/>
+          <w:sz w:val="24"/>
+          <w:szCs w:val="24"/>
+        </w:rPr>
+        <w:t xml:space="preserve">根据《{{相关法律名称}}》第{{条款2}}条的规定："{{法律条文内容2}}"。</w:t>
+      </w:r>
+    </w:p>
+    <w:p>
+      <w:pPr>
+        <w:spacing w:line="360"/>
+        <w:ind w:firstLine="480"/>
+      </w:pPr>
+      <w:r>
+        <w:rPr>
+          <w:rFonts w:ascii="宋体" w:cs="宋体" w:eastAsia="宋体" w:hAnsi="宋体"/>
+          <w:color w:val="FF0000"/>
+          <w:sz w:val="24"/>
+          <w:szCs w:val="24"/>
+        </w:rPr>
+        <w:t xml:space="preserve">根据《最高人民法院关于{{相关司法解释名称}}的解释》第{{司法解释条款}}条的规定："{{司法解释内容}}"。</w:t>
+      </w:r>
+    </w:p>
+    <w:p/>
+    <w:p>
+      <w:pPr>
+        <w:spacing w:line="360"/>
+        <w:ind w:firstLine="480"/>
+      </w:pPr>
+      <w:r>
+        <w:rPr>
+          <w:rFonts w:ascii="宋体" w:cs="宋体" w:eastAsia="宋体" w:hAnsi="宋体"/>
+          <w:sz w:val="24"/>
+          <w:szCs w:val="24"/>
+        </w:rPr>
+        <w:t xml:space="preserve">综上所述，答辩人认为原告的诉讼请求缺乏事实和法律依据，请求人民法院依法驳回原告的诉讼请求，并由原告承担本案的诉讼费用。</w:t>
+      </w:r>
+    </w:p>
+    <w:p/>
+    <w:p>
+      <w:pPr>
+        <w:spacing w:before="200" w:after="200"/>
+      </w:pPr>
+      <w:r>
+        <w:rPr>
+          <w:rFonts w:ascii="宋体" w:cs="宋体" w:eastAsia="宋体" w:hAnsi="宋体"/>
+          <w:b/>
+          <w:bCs/>
+          <w:color w:val="000000"/>
+          <w:sz w:val="28"/>
+          <w:szCs w:val="28"/>
+        </w:rPr>
+        <w:t xml:space="preserve">证据清单：</w:t>
+      </w:r>
+    </w:p>
+    <w:p>
+      <w:pPr>
+        <w:spacing w:line="360"/>
+        <w:ind w:firstLine="480"/>
+      </w:pPr>
+      <w:r>
+        <w:rPr>
+          <w:rFonts w:ascii="宋体" w:cs="宋体" w:eastAsia="宋体" w:hAnsi="宋体"/>
+          <w:color w:val="FF0000"/>
+          <w:sz w:val="24"/>
+          <w:szCs w:val="24"/>
+        </w:rPr>
+        <w:t xml:space="preserve">1. {{证据1名称}}（{{页数}}页）；</w:t>
+      </w:r>
+    </w:p>
+    <w:p>
+      <w:pPr>
+        <w:spacing w:line="360"/>
+        <w:ind w:firstLine="480"/>
+      </w:pPr>
+      <w:r>
+        <w:rPr>
+          <w:rFonts w:ascii="宋体" w:cs="宋体" w:eastAsia="宋体" w:hAnsi="宋体"/>
+          <w:color w:val="FF0000"/>
+          <w:sz w:val="24"/>
+          <w:szCs w:val="24"/>
+        </w:rPr>
+        <w:t xml:space="preserve">2. {{证据2名称}}（{{页数}}页）；</w:t>
+      </w:r>
+    </w:p>
+    <w:p>
+      <w:pPr>
+        <w:spacing w:line="360"/>
+        <w:ind w:firstLine="480"/>
+      </w:pPr>
+      <w:r>
+        <w:rPr>
+          <w:rFonts w:ascii="宋体" w:cs="宋体" w:eastAsia="宋体" w:hAnsi="宋体"/>
+          <w:color w:val="FF0000"/>
+          <w:sz w:val="24"/>
+          <w:szCs w:val="24"/>
+        </w:rPr>
+        <w:t xml:space="preserve">3. {{证据3名称}}（{{页数}}页）。</w:t>
       </w:r>
     </w:p>
     <w:p/>
